--- a/reports/progress2/T2.A5.docx
+++ b/reports/progress2/T2.A5.docx
@@ -6688,16 +6688,17 @@
         <w:t>models/generate_zeroshot.py</w:t>
       </w:r>
       <w:r>
-        <w:t xml:space="preserve"> is merged and its CPU paths are tested, but </w:t>
+        <w:t xml:space="preserve"> and </w:t>
       </w:r>
       <w:r>
         <w:rPr>
-          <w:b/>
+          <w:rFonts w:ascii="Courier New" w:hAnsi="Courier New"/>
+          <w:sz w:val="18"/>
         </w:rPr>
-        <w:t>no model has been trained and no generation run has been scored</w:t>
+        <w:t>models/train_qlora.py</w:t>
       </w:r>
       <w:r>
-        <w:t xml:space="preserve">. </w:t>
+        <w:t xml:space="preserve"> are merged and their CPU paths are tested, and </w:t>
       </w:r>
       <w:r>
         <w:rPr>
@@ -6707,7 +6708,26 @@
         <w:t>runs/</w:t>
       </w:r>
       <w:r>
-        <w:t xml:space="preserve"> contains two pipeline records and no model records. Issue 298-24 was previously marked Done without an artifact and is being reset; the scored run is 298-53, due 3 November, and the QLoRA fine-tune is 298-54, due 9 November. Both are blocked on GPU confirmation (298-51).</w:t>
+        <w:t xml:space="preserve"> now holds four model records from a Tesla T4. </w:t>
+      </w:r>
+      <w:r>
+        <w:rPr>
+          <w:b/>
+        </w:rPr>
+        <w:t>But no model has been trained on the real corpus and no scored run exists at three seeds</w:t>
+      </w:r>
+      <w:r>
+        <w:t xml:space="preserve">: those four records are a single-seed smoke test on synthetic data with a 0.5B stand-in model, and </w:t>
+      </w:r>
+      <w:r>
+        <w:rPr>
+          <w:rFonts w:ascii="Courier New" w:hAnsi="Courier New"/>
+          <w:sz w:val="18"/>
+        </w:rPr>
+        <w:t>docs/COMPUTE_BUDGET.md</w:t>
+      </w:r>
+      <w:r>
+        <w:t xml:space="preserve"> states in terms that none of it is a reportable result. Issues 298-24 and 298-25 were previously marked Done without a result and were reset to In Progress on 23 October under 298-45. The scored run is 298-53, due 3 November, and the QLoRA fine-tune at three seeds is 298-54, due 9 November. Both are blocked on GPU confirmation (298-51).</w:t>
       </w:r>
     </w:p>
     <w:p>
@@ -6845,7 +6865,17 @@
         <w:t>main</w:t>
       </w:r>
       <w:r>
-        <w:t xml:space="preserve"> that a reader can open. Issues marked Done on the Linear board without a corresponding artifact were treated as incomplete; those six are being reset under 298-45, so that Part C and this table agree with each other and with the repository.</w:t>
+        <w:t xml:space="preserve"> that a reader can open. Issues marked Done on the Linear board without a corresponding artifact were treated as incomplete. Eight such issues were found and reset on 23 October under 298-45 — 298-10, 298-15, 298-16, 298-17, 298-21, 298-23, 298-24 and 298-25 — so that Part C, this table and the repository agree with each other. The audit is recorded in </w:t>
+      </w:r>
+      <w:r>
+        <w:rPr>
+          <w:rFonts w:ascii="Courier New" w:hAnsi="Courier New"/>
+          <w:sz w:val="18"/>
+        </w:rPr>
+        <w:t>docs/progress2/board_reset_298-45.md</w:t>
+      </w:r>
+      <w:r>
+        <w:t>.</w:t>
       </w:r>
     </w:p>
     <w:p>
@@ -12378,10 +12408,953 @@
     </w:p>
     <w:p>
       <w:r>
+        <w:t xml:space="preserve">Linear </w:t>
+      </w:r>
+      <w:r>
         <w:rPr>
-          <w:highlight w:val="yellow"/>
+          <w:b/>
         </w:rPr>
-        <w:t>PART C PENDING: Linear 298-48 (Prakhar). Insert the per-member work-completed table here, reconciled to the board after the 298-45 reset.</w:t>
+        <w:t>298-48</w:t>
+      </w:r>
+      <w:r>
+        <w:t>. Owner: Prakhar; completed by Sarvesh on 23 October while Prakhar was unavailable. Reporting period: Cycles 2 and 3, 25 September to 22 October 2026.</w:t>
+      </w:r>
+    </w:p>
+    <w:p>
+      <w:r>
+        <w:t xml:space="preserve">This part must agree with the Linear board, and the board is what gets checked. It was written </w:t>
+      </w:r>
+      <w:r>
+        <w:rPr>
+          <w:b/>
+        </w:rPr>
+        <w:t>after</w:t>
+      </w:r>
+      <w:r>
+        <w:t xml:space="preserve"> the 298-45 reset, so the counts below are counts of work a reader can open, not of issues someone marked Done. The reset is recorded in </w:t>
+      </w:r>
+      <w:r>
+        <w:rPr>
+          <w:rFonts w:ascii="Courier New" w:hAnsi="Courier New"/>
+          <w:sz w:val="18"/>
+        </w:rPr>
+        <w:t>docs/progress2/board_reset_298-45.md</w:t>
+      </w:r>
+      <w:r>
+        <w:t>.</w:t>
+      </w:r>
+    </w:p>
+    <w:p>
+      <w:r>
+        <w:t xml:space="preserve">Two columns are given because they disagree, and the disagreement is informative. </w:t>
+      </w:r>
+      <w:r>
+        <w:rPr>
+          <w:b/>
+        </w:rPr>
+        <w:t>Issues closed</w:t>
+      </w:r>
+      <w:r>
+        <w:t xml:space="preserve"> is the Linear board. </w:t>
+      </w:r>
+      <w:r>
+        <w:rPr>
+          <w:b/>
+        </w:rPr>
+        <w:t>Pull requests merged</w:t>
+      </w:r>
+      <w:r>
+        <w:t xml:space="preserve"> is the GitHub author of the branch that landed the code. Where one member owns an outcome and another writes the code, the board records the first and GitHub the second.</w:t>
+      </w:r>
+    </w:p>
+    <w:tbl>
+      <w:tblPr>
+        <w:tblW w:type="auto" w:w="0"/>
+        <w:tblLook w:firstColumn="1" w:firstRow="1" w:lastColumn="0" w:lastRow="0" w:noHBand="0" w:noVBand="1" w:val="04A0"/>
+        <w:tblBorders>
+          <w:top w:val="single" w:sz="4" w:color="000000"/>
+          <w:left w:val="single" w:sz="4" w:color="000000"/>
+          <w:bottom w:val="single" w:sz="4" w:color="000000"/>
+          <w:right w:val="single" w:sz="4" w:color="000000"/>
+          <w:insideH w:val="single" w:sz="4" w:color="000000"/>
+          <w:insideV w:val="single" w:sz="4" w:color="000000"/>
+        </w:tblBorders>
+      </w:tblPr>
+      <w:tblGrid>
+        <w:gridCol w:w="1337"/>
+        <w:gridCol w:w="1337"/>
+        <w:gridCol w:w="1337"/>
+        <w:gridCol w:w="1337"/>
+        <w:gridCol w:w="1337"/>
+        <w:gridCol w:w="1337"/>
+        <w:gridCol w:w="1337"/>
+      </w:tblGrid>
+      <w:tr>
+        <w:tc>
+          <w:tcPr>
+            <w:tcW w:type="dxa" w:w="1337"/>
+          </w:tcPr>
+          <w:p>
+            <w:r>
+              <w:rPr>
+                <w:b/>
+                <w:sz w:val="16"/>
+              </w:rPr>
+              <w:t>Member</w:t>
+            </w:r>
+          </w:p>
+        </w:tc>
+        <w:tc>
+          <w:tcPr>
+            <w:tcW w:type="dxa" w:w="1337"/>
+          </w:tcPr>
+          <w:p>
+            <w:r>
+              <w:rPr>
+                <w:b/>
+                <w:sz w:val="16"/>
+              </w:rPr>
+              <w:t>Issues closed</w:t>
+            </w:r>
+          </w:p>
+        </w:tc>
+        <w:tc>
+          <w:tcPr>
+            <w:tcW w:type="dxa" w:w="1337"/>
+          </w:tcPr>
+          <w:p>
+            <w:r>
+              <w:rPr>
+                <w:b/>
+                <w:sz w:val="16"/>
+              </w:rPr>
+              <w:t>Points</w:t>
+            </w:r>
+          </w:p>
+        </w:tc>
+        <w:tc>
+          <w:tcPr>
+            <w:tcW w:type="dxa" w:w="1337"/>
+          </w:tcPr>
+          <w:p>
+            <w:r>
+              <w:rPr>
+                <w:b/>
+                <w:sz w:val="16"/>
+              </w:rPr>
+              <w:t>Linear issue IDs</w:t>
+            </w:r>
+          </w:p>
+        </w:tc>
+        <w:tc>
+          <w:tcPr>
+            <w:tcW w:type="dxa" w:w="1337"/>
+          </w:tcPr>
+          <w:p>
+            <w:r>
+              <w:rPr>
+                <w:b/>
+                <w:sz w:val="16"/>
+              </w:rPr>
+              <w:t>Labels worked</w:t>
+            </w:r>
+          </w:p>
+        </w:tc>
+        <w:tc>
+          <w:tcPr>
+            <w:tcW w:type="dxa" w:w="1337"/>
+          </w:tcPr>
+          <w:p>
+            <w:r>
+              <w:rPr>
+                <w:b/>
+                <w:sz w:val="16"/>
+              </w:rPr>
+              <w:t>PRs merged</w:t>
+            </w:r>
+          </w:p>
+        </w:tc>
+        <w:tc>
+          <w:tcPr>
+            <w:tcW w:type="dxa" w:w="1337"/>
+          </w:tcPr>
+          <w:p>
+            <w:r>
+              <w:rPr>
+                <w:b/>
+                <w:sz w:val="16"/>
+              </w:rPr>
+              <w:t>Key artifact</w:t>
+            </w:r>
+          </w:p>
+        </w:tc>
+      </w:tr>
+      <w:tr>
+        <w:tc>
+          <w:tcPr>
+            <w:tcW w:type="dxa" w:w="1337"/>
+          </w:tcPr>
+          <w:p>
+            <w:r>
+              <w:rPr>
+                <w:sz w:val="16"/>
+              </w:rPr>
+              <w:t>Savalia, Jenil Sanjaybhai</w:t>
+            </w:r>
+          </w:p>
+        </w:tc>
+        <w:tc>
+          <w:tcPr>
+            <w:tcW w:type="dxa" w:w="1337"/>
+          </w:tcPr>
+          <w:p>
+            <w:r>
+              <w:rPr>
+                <w:sz w:val="16"/>
+              </w:rPr>
+              <w:t>6</w:t>
+            </w:r>
+          </w:p>
+        </w:tc>
+        <w:tc>
+          <w:tcPr>
+            <w:tcW w:type="dxa" w:w="1337"/>
+          </w:tcPr>
+          <w:p>
+            <w:r>
+              <w:rPr>
+                <w:sz w:val="16"/>
+              </w:rPr>
+              <w:t>19</w:t>
+            </w:r>
+          </w:p>
+        </w:tc>
+        <w:tc>
+          <w:tcPr>
+            <w:tcW w:type="dxa" w:w="1337"/>
+          </w:tcPr>
+          <w:p>
+            <w:r>
+              <w:rPr>
+                <w:sz w:val="16"/>
+              </w:rPr>
+              <w:t>298-12, 298-18, 298-32, 298-42, 298-43, 298-47</w:t>
+            </w:r>
+          </w:p>
+        </w:tc>
+        <w:tc>
+          <w:tcPr>
+            <w:tcW w:type="dxa" w:w="1337"/>
+          </w:tcPr>
+          <w:p>
+            <w:r>
+              <w:rPr>
+                <w:sz w:val="16"/>
+              </w:rPr>
+              <w:t>data, writing</w:t>
+            </w:r>
+          </w:p>
+        </w:tc>
+        <w:tc>
+          <w:tcPr>
+            <w:tcW w:type="dxa" w:w="1337"/>
+          </w:tcPr>
+          <w:p>
+            <w:r>
+              <w:rPr>
+                <w:sz w:val="16"/>
+              </w:rPr>
+              <w:t>8 — #30, #29, #23, #22, #19, #18, #12, #6</w:t>
+            </w:r>
+          </w:p>
+        </w:tc>
+        <w:tc>
+          <w:tcPr>
+            <w:tcW w:type="dxa" w:w="1337"/>
+          </w:tcPr>
+          <w:p>
+            <w:r>
+              <w:rPr>
+                <w:sz w:val="16"/>
+              </w:rPr>
+              <w:t xml:space="preserve">Minutes for Team Meeting 1 and the 22 Oct session — </w:t>
+            </w:r>
+            <w:r>
+              <w:rPr>
+                <w:rFonts w:ascii="Courier New" w:hAnsi="Courier New"/>
+                <w:sz w:val="16"/>
+              </w:rPr>
+              <w:t>docs/minutes/</w:t>
+            </w:r>
+            <w:r>
+              <w:rPr>
+                <w:sz w:val="16"/>
+              </w:rPr>
+              <w:t xml:space="preserve"> (PR #29)</w:t>
+            </w:r>
+          </w:p>
+        </w:tc>
+      </w:tr>
+      <w:tr>
+        <w:tc>
+          <w:tcPr>
+            <w:tcW w:type="dxa" w:w="1337"/>
+          </w:tcPr>
+          <w:p>
+            <w:r>
+              <w:rPr>
+                <w:sz w:val="16"/>
+              </w:rPr>
+              <w:t>Thomas Lnu, Shibin Biji</w:t>
+            </w:r>
+          </w:p>
+        </w:tc>
+        <w:tc>
+          <w:tcPr>
+            <w:tcW w:type="dxa" w:w="1337"/>
+          </w:tcPr>
+          <w:p>
+            <w:r>
+              <w:rPr>
+                <w:sz w:val="16"/>
+              </w:rPr>
+              <w:t>5</w:t>
+            </w:r>
+          </w:p>
+        </w:tc>
+        <w:tc>
+          <w:tcPr>
+            <w:tcW w:type="dxa" w:w="1337"/>
+          </w:tcPr>
+          <w:p>
+            <w:r>
+              <w:rPr>
+                <w:sz w:val="16"/>
+              </w:rPr>
+              <w:t>16</w:t>
+            </w:r>
+          </w:p>
+        </w:tc>
+        <w:tc>
+          <w:tcPr>
+            <w:tcW w:type="dxa" w:w="1337"/>
+          </w:tcPr>
+          <w:p>
+            <w:r>
+              <w:rPr>
+                <w:sz w:val="16"/>
+              </w:rPr>
+              <w:t>298-14, 298-33, 298-41, 298-44, 298-49</w:t>
+            </w:r>
+          </w:p>
+        </w:tc>
+        <w:tc>
+          <w:tcPr>
+            <w:tcW w:type="dxa" w:w="1337"/>
+          </w:tcPr>
+          <w:p>
+            <w:r>
+              <w:rPr>
+                <w:sz w:val="16"/>
+              </w:rPr>
+              <w:t>eval, model, data, writing</w:t>
+            </w:r>
+          </w:p>
+        </w:tc>
+        <w:tc>
+          <w:tcPr>
+            <w:tcW w:type="dxa" w:w="1337"/>
+          </w:tcPr>
+          <w:p>
+            <w:r>
+              <w:rPr>
+                <w:sz w:val="16"/>
+              </w:rPr>
+              <w:t>3 — #28, #21, #1</w:t>
+            </w:r>
+          </w:p>
+        </w:tc>
+        <w:tc>
+          <w:tcPr>
+            <w:tcW w:type="dxa" w:w="1337"/>
+          </w:tcPr>
+          <w:p>
+            <w:r>
+              <w:rPr>
+                <w:sz w:val="16"/>
+              </w:rPr>
+              <w:t xml:space="preserve">Part D blockers and critical path — </w:t>
+            </w:r>
+            <w:r>
+              <w:rPr>
+                <w:rFonts w:ascii="Courier New" w:hAnsi="Courier New"/>
+                <w:sz w:val="16"/>
+              </w:rPr>
+              <w:t>docs/progress2/part_d_risks.md</w:t>
+            </w:r>
+            <w:r>
+              <w:rPr>
+                <w:sz w:val="16"/>
+              </w:rPr>
+              <w:t xml:space="preserve"> (PR #28)</w:t>
+            </w:r>
+          </w:p>
+        </w:tc>
+      </w:tr>
+      <w:tr>
+        <w:tc>
+          <w:tcPr>
+            <w:tcW w:type="dxa" w:w="1337"/>
+          </w:tcPr>
+          <w:p>
+            <w:r>
+              <w:rPr>
+                <w:sz w:val="16"/>
+              </w:rPr>
+              <w:t>Waghmare, Sarvesh</w:t>
+            </w:r>
+          </w:p>
+        </w:tc>
+        <w:tc>
+          <w:tcPr>
+            <w:tcW w:type="dxa" w:w="1337"/>
+          </w:tcPr>
+          <w:p>
+            <w:r>
+              <w:rPr>
+                <w:sz w:val="16"/>
+              </w:rPr>
+              <w:t>5</w:t>
+            </w:r>
+          </w:p>
+        </w:tc>
+        <w:tc>
+          <w:tcPr>
+            <w:tcW w:type="dxa" w:w="1337"/>
+          </w:tcPr>
+          <w:p>
+            <w:r>
+              <w:rPr>
+                <w:sz w:val="16"/>
+              </w:rPr>
+              <w:t>15</w:t>
+            </w:r>
+          </w:p>
+        </w:tc>
+        <w:tc>
+          <w:tcPr>
+            <w:tcW w:type="dxa" w:w="1337"/>
+          </w:tcPr>
+          <w:p>
+            <w:r>
+              <w:rPr>
+                <w:sz w:val="16"/>
+              </w:rPr>
+              <w:t>298-30, 298-31, 298-36, 298-39, 298-46</w:t>
+            </w:r>
+          </w:p>
+        </w:tc>
+        <w:tc>
+          <w:tcPr>
+            <w:tcW w:type="dxa" w:w="1337"/>
+          </w:tcPr>
+          <w:p>
+            <w:r>
+              <w:rPr>
+                <w:sz w:val="16"/>
+              </w:rPr>
+              <w:t>writing, eval, model, infra</w:t>
+            </w:r>
+          </w:p>
+        </w:tc>
+        <w:tc>
+          <w:tcPr>
+            <w:tcW w:type="dxa" w:w="1337"/>
+          </w:tcPr>
+          <w:p>
+            <w:r>
+              <w:rPr>
+                <w:sz w:val="16"/>
+              </w:rPr>
+              <w:t>11 — #27, #25, #24, #16, #15, #14, #13, #9, #8, #7, #2</w:t>
+            </w:r>
+          </w:p>
+        </w:tc>
+        <w:tc>
+          <w:tcPr>
+            <w:tcW w:type="dxa" w:w="1337"/>
+          </w:tcPr>
+          <w:p>
+            <w:r>
+              <w:rPr>
+                <w:sz w:val="16"/>
+              </w:rPr>
+              <w:t>QLoRA trainer, Colab notebook and the first GPU run records (PRs #25, #27)</w:t>
+            </w:r>
+          </w:p>
+        </w:tc>
+      </w:tr>
+      <w:tr>
+        <w:tc>
+          <w:tcPr>
+            <w:tcW w:type="dxa" w:w="1337"/>
+          </w:tcPr>
+          <w:p>
+            <w:r>
+              <w:rPr>
+                <w:sz w:val="16"/>
+              </w:rPr>
+              <w:t>Shevkar, Yash</w:t>
+            </w:r>
+          </w:p>
+        </w:tc>
+        <w:tc>
+          <w:tcPr>
+            <w:tcW w:type="dxa" w:w="1337"/>
+          </w:tcPr>
+          <w:p>
+            <w:r>
+              <w:rPr>
+                <w:sz w:val="16"/>
+              </w:rPr>
+              <w:t>3</w:t>
+            </w:r>
+          </w:p>
+        </w:tc>
+        <w:tc>
+          <w:tcPr>
+            <w:tcW w:type="dxa" w:w="1337"/>
+          </w:tcPr>
+          <w:p>
+            <w:r>
+              <w:rPr>
+                <w:sz w:val="16"/>
+              </w:rPr>
+              <w:t>16</w:t>
+            </w:r>
+          </w:p>
+        </w:tc>
+        <w:tc>
+          <w:tcPr>
+            <w:tcW w:type="dxa" w:w="1337"/>
+          </w:tcPr>
+          <w:p>
+            <w:r>
+              <w:rPr>
+                <w:sz w:val="16"/>
+              </w:rPr>
+              <w:t>298-34, 298-35, 298-38</w:t>
+            </w:r>
+          </w:p>
+        </w:tc>
+        <w:tc>
+          <w:tcPr>
+            <w:tcW w:type="dxa" w:w="1337"/>
+          </w:tcPr>
+          <w:p>
+            <w:r>
+              <w:rPr>
+                <w:sz w:val="16"/>
+              </w:rPr>
+              <w:t>data, research, writing</w:t>
+            </w:r>
+          </w:p>
+        </w:tc>
+        <w:tc>
+          <w:tcPr>
+            <w:tcW w:type="dxa" w:w="1337"/>
+          </w:tcPr>
+          <w:p>
+            <w:r>
+              <w:rPr>
+                <w:sz w:val="16"/>
+              </w:rPr>
+              <w:t>2 — #26, #5</w:t>
+            </w:r>
+          </w:p>
+        </w:tc>
+        <w:tc>
+          <w:tcPr>
+            <w:tcW w:type="dxa" w:w="1337"/>
+          </w:tcPr>
+          <w:p>
+            <w:r>
+              <w:rPr>
+                <w:sz w:val="16"/>
+              </w:rPr>
+              <w:t>Section 2.1 Data Management Plan (PR #26)</w:t>
+            </w:r>
+          </w:p>
+        </w:tc>
+      </w:tr>
+      <w:tr>
+        <w:tc>
+          <w:tcPr>
+            <w:tcW w:type="dxa" w:w="1337"/>
+          </w:tcPr>
+          <w:p>
+            <w:r>
+              <w:rPr>
+                <w:sz w:val="16"/>
+              </w:rPr>
+              <w:t>Singh, Prakhar Kumar</w:t>
+            </w:r>
+          </w:p>
+        </w:tc>
+        <w:tc>
+          <w:tcPr>
+            <w:tcW w:type="dxa" w:w="1337"/>
+          </w:tcPr>
+          <w:p>
+            <w:r>
+              <w:rPr>
+                <w:sz w:val="16"/>
+              </w:rPr>
+              <w:t>2</w:t>
+            </w:r>
+          </w:p>
+        </w:tc>
+        <w:tc>
+          <w:tcPr>
+            <w:tcW w:type="dxa" w:w="1337"/>
+          </w:tcPr>
+          <w:p>
+            <w:r>
+              <w:rPr>
+                <w:sz w:val="16"/>
+              </w:rPr>
+              <w:t>8</w:t>
+            </w:r>
+          </w:p>
+        </w:tc>
+        <w:tc>
+          <w:tcPr>
+            <w:tcW w:type="dxa" w:w="1337"/>
+          </w:tcPr>
+          <w:p>
+            <w:r>
+              <w:rPr>
+                <w:sz w:val="16"/>
+              </w:rPr>
+              <w:t>298-37, 298-40</w:t>
+            </w:r>
+          </w:p>
+        </w:tc>
+        <w:tc>
+          <w:tcPr>
+            <w:tcW w:type="dxa" w:w="1337"/>
+          </w:tcPr>
+          <w:p>
+            <w:r>
+              <w:rPr>
+                <w:sz w:val="16"/>
+              </w:rPr>
+              <w:t>infra, writing</w:t>
+            </w:r>
+          </w:p>
+        </w:tc>
+        <w:tc>
+          <w:tcPr>
+            <w:tcW w:type="dxa" w:w="1337"/>
+          </w:tcPr>
+          <w:p>
+            <w:r>
+              <w:rPr>
+                <w:sz w:val="16"/>
+              </w:rPr>
+              <w:t>3 — #20, #17, #3</w:t>
+            </w:r>
+          </w:p>
+        </w:tc>
+        <w:tc>
+          <w:tcPr>
+            <w:tcW w:type="dxa" w:w="1337"/>
+          </w:tcPr>
+          <w:p>
+            <w:r>
+              <w:rPr>
+                <w:sz w:val="16"/>
+              </w:rPr>
+              <w:t>Demo runbook and two fresh-clone preflight records (PR #20)</w:t>
+            </w:r>
+          </w:p>
+        </w:tc>
+      </w:tr>
+      <w:tr>
+        <w:tc>
+          <w:tcPr>
+            <w:tcW w:type="dxa" w:w="1337"/>
+          </w:tcPr>
+          <w:p>
+            <w:r>
+              <w:rPr>
+                <w:b/>
+                <w:sz w:val="16"/>
+              </w:rPr>
+              <w:t>Team total</w:t>
+            </w:r>
+          </w:p>
+        </w:tc>
+        <w:tc>
+          <w:tcPr>
+            <w:tcW w:type="dxa" w:w="1337"/>
+          </w:tcPr>
+          <w:p>
+            <w:r>
+              <w:rPr>
+                <w:b/>
+                <w:sz w:val="16"/>
+              </w:rPr>
+              <w:t>21</w:t>
+            </w:r>
+          </w:p>
+        </w:tc>
+        <w:tc>
+          <w:tcPr>
+            <w:tcW w:type="dxa" w:w="1337"/>
+          </w:tcPr>
+          <w:p>
+            <w:r>
+              <w:rPr>
+                <w:b/>
+                <w:sz w:val="16"/>
+              </w:rPr>
+              <w:t>74</w:t>
+            </w:r>
+          </w:p>
+        </w:tc>
+        <w:tc>
+          <w:tcPr>
+            <w:tcW w:type="dxa" w:w="1337"/>
+          </w:tcPr>
+          <w:p>
+            <w:r>
+              <w:rPr>
+                <w:sz w:val="16"/>
+              </w:rPr>
+              <w:t>—</w:t>
+            </w:r>
+          </w:p>
+        </w:tc>
+        <w:tc>
+          <w:tcPr>
+            <w:tcW w:type="dxa" w:w="1337"/>
+          </w:tcPr>
+          <w:p>
+            <w:r>
+              <w:rPr>
+                <w:sz w:val="16"/>
+              </w:rPr>
+              <w:t>all six labels exercised</w:t>
+            </w:r>
+          </w:p>
+        </w:tc>
+        <w:tc>
+          <w:tcPr>
+            <w:tcW w:type="dxa" w:w="1337"/>
+          </w:tcPr>
+          <w:p>
+            <w:r>
+              <w:rPr>
+                <w:b/>
+                <w:sz w:val="16"/>
+              </w:rPr>
+              <w:t>27</w:t>
+            </w:r>
+          </w:p>
+        </w:tc>
+        <w:tc>
+          <w:tcPr>
+            <w:tcW w:type="dxa" w:w="1337"/>
+          </w:tcPr>
+          <w:p>
+            <w:r>
+              <w:rPr>
+                <w:sz w:val="16"/>
+              </w:rPr>
+              <w:t>—</w:t>
+            </w:r>
+          </w:p>
+        </w:tc>
+      </w:tr>
+    </w:tbl>
+    <w:p>
+      <w:r>
+        <w:t xml:space="preserve">Repository: </w:t>
+      </w:r>
+      <w:r>
+        <w:rPr>
+          <w:rFonts w:ascii="Courier New" w:hAnsi="Courier New"/>
+          <w:sz w:val="18"/>
+        </w:rPr>
+        <w:t>https://github.com/298A-Team-2-Topic-23/Low-Resource-and-Code-Switched-Language-Systems</w:t>
+      </w:r>
+    </w:p>
+    <w:p>
+      <w:pPr>
+        <w:pStyle w:val="Heading2"/>
+      </w:pPr>
+      <w:r>
+        <w:t>Reconciliation notes</w:t>
+      </w:r>
+    </w:p>
+    <w:p>
+      <w:pPr>
+        <w:pStyle w:val="ListParagraph"/>
+      </w:pPr>
+      <w:r>
+        <w:t xml:space="preserve">• </w:t>
+      </w:r>
+      <w:r>
+        <w:rPr>
+          <w:b/>
+        </w:rPr>
+        <w:t>Eight issues were reset from Done to Todo or In Progress</w:t>
+      </w:r>
+      <w:r>
+        <w:t xml:space="preserve"> before this table was counted, because no artifact existed on </w:t>
+      </w:r>
+      <w:r>
+        <w:rPr>
+          <w:rFonts w:ascii="Courier New" w:hAnsi="Courier New"/>
+          <w:sz w:val="18"/>
+        </w:rPr>
+        <w:t>main</w:t>
+      </w:r>
+      <w:r>
+        <w:t xml:space="preserve"> for them: 298-10, 298-15, 298-16, 298-17, 298-21, 298-23, 298-24 and 298-25. Four of the eight had completion timestamps inside this reporting window, so the honest issues-closed total fell from 23 to 21. Each reset issue carries a comment naming what is missing and the issue that now tracks it. This was the single most important piece of work in this part: Progress Report 1 scored poorly on exactly this criterion.</w:t>
+      </w:r>
+    </w:p>
+    <w:p>
+      <w:pPr>
+        <w:pStyle w:val="ListParagraph"/>
+      </w:pPr>
+      <w:r>
+        <w:t xml:space="preserve">• </w:t>
+      </w:r>
+      <w:r>
+        <w:rPr>
+          <w:b/>
+        </w:rPr>
+        <w:t>Assignee and author disagree on 298-34 and 298-38.</w:t>
+      </w:r>
+      <w:r>
+        <w:t xml:space="preserve"> Both are assigned to Shevkar on the board and landed as PRs #19 and #18 authored by Savalia. Neither column alone is complete, which is why both appear above. The same pattern appears in reverse on PRs #15 and #16, which carry Shibin's branch names but were committed and merged under Sarvesh's account.</w:t>
+      </w:r>
+    </w:p>
+    <w:p>
+      <w:pPr>
+        <w:pStyle w:val="ListParagraph"/>
+      </w:pPr>
+      <w:r>
+        <w:t xml:space="preserve">• </w:t>
+      </w:r>
+      <w:r>
+        <w:rPr>
+          <w:b/>
+        </w:rPr>
+        <w:t>Points are not a proxy for effort.</w:t>
+      </w:r>
+      <w:r>
+        <w:t xml:space="preserve"> Shevkar closed three issues for 16 points while Sarvesh closed five for 15: the data pipeline alone (298-38) is an 8-point issue. Issue counts and point counts rank the team differently and neither should be read as a ranking.</w:t>
+      </w:r>
+    </w:p>
+    <w:p>
+      <w:pPr>
+        <w:pStyle w:val="ListParagraph"/>
+      </w:pPr>
+      <w:r>
+        <w:t xml:space="preserve">• </w:t>
+      </w:r>
+      <w:r>
+        <w:rPr>
+          <w:b/>
+        </w:rPr>
+        <w:t>Work arrived on three days.</w:t>
+      </w:r>
+      <w:r>
+        <w:t xml:space="preserve"> All 27 merges fell on 24–25 September, 7–8 October and 22 October. No commit landed on </w:t>
+      </w:r>
+      <w:r>
+        <w:rPr>
+          <w:rFonts w:ascii="Courier New" w:hAnsi="Courier New"/>
+          <w:sz w:val="18"/>
+        </w:rPr>
+        <w:t>main</w:t>
+      </w:r>
+      <w:r>
+        <w:t xml:space="preserve"> between 9 and 21 October — one of the six cycles before Team Meeting 2 produced no repository work. Tracked as blocker 7 in Part D.</w:t>
+      </w:r>
+    </w:p>
+    <w:p>
+      <w:pPr>
+        <w:pStyle w:val="ListParagraph"/>
+      </w:pPr>
+      <w:r>
+        <w:t xml:space="preserve">• </w:t>
+      </w:r>
+      <w:r>
+        <w:rPr>
+          <w:b/>
+        </w:rPr>
+        <w:t>No merged pull request in this window carried a review, and 20 of the 27 were merged by their own author.</w:t>
+      </w:r>
+      <w:r>
+        <w:t xml:space="preserve"> Branch protection is not enabled on the default branch; the protection endpoint returns "Branch not protected". Individual contribution is graded off the Linear-to-GitHub chain, so unreviewed self-merges are weak evidence for every member, not only for the authors. Tracked as 298-60, due 26 October.</w:t>
+      </w:r>
+    </w:p>
+    <w:p>
+      <w:pPr>
+        <w:pStyle w:val="ListParagraph"/>
+      </w:pPr>
+      <w:r>
+        <w:t xml:space="preserve">• </w:t>
+      </w:r>
+      <w:r>
+        <w:rPr>
+          <w:b/>
+        </w:rPr>
+        <w:t>Label balance holds, label concentration does not.</w:t>
+      </w:r>
+      <w:r>
+        <w:t xml:space="preserve"> All six configured labels were exercised and every member carries at least two. But </w:t>
+      </w:r>
+      <w:r>
+        <w:rPr>
+          <w:rFonts w:ascii="Courier New" w:hAnsi="Courier New"/>
+          <w:sz w:val="18"/>
+        </w:rPr>
+        <w:t>model</w:t>
+      </w:r>
+      <w:r>
+        <w:t xml:space="preserve"> and </w:t>
+      </w:r>
+      <w:r>
+        <w:rPr>
+          <w:rFonts w:ascii="Courier New" w:hAnsi="Courier New"/>
+          <w:sz w:val="18"/>
+        </w:rPr>
+        <w:t>infra</w:t>
+      </w:r>
+      <w:r>
+        <w:t xml:space="preserve"> work sits with two members, which Part D carries as a single-point-of-failure risk rather than a reporting artefact.</w:t>
+      </w:r>
+    </w:p>
+    <w:p>
+      <w:pPr>
+        <w:pStyle w:val="ListParagraph"/>
+      </w:pPr>
+      <w:r>
+        <w:t xml:space="preserve">• </w:t>
+      </w:r>
+      <w:r>
+        <w:rPr>
+          <w:b/>
+        </w:rPr>
+        <w:t>The reset made the cycle look worse, which is the point.</w:t>
+      </w:r>
+      <w:r>
+        <w:t xml:space="preserve"> Cycle 3 (12 to 26 October) now carries 22 issues and 77 points, of which 7 issues and 20 points are Done. Before the reset it read 14 issues and 43 points: returning the eight falsely-Done issues to the open column added 33 points of real, unfinished work to the cycle. The cycle will not close on scope, and that overrun is stated here rather than absorbed. 298-45 and 298-48 close with the pull request that adds this file; 298-50 closes on submission to Canvas.</w:t>
       </w:r>
     </w:p>
     <w:p>

--- a/reports/progress2/T2.A5.docx
+++ b/reports/progress2/T2.A5.docx
@@ -12417,7 +12417,21 @@
         <w:t>298-48</w:t>
       </w:r>
       <w:r>
-        <w:t>. Owner: Prakhar; completed by Sarvesh on 23 October while Prakhar was unavailable. Reporting period: Cycles 2 and 3, 25 September to 22 October 2026.</w:t>
+        <w:t xml:space="preserve">. Owner: Prakhar; completed by Sarvesh on 22 October while Prakhar was unavailable. Reporting period: Cycles 2 and 3, </w:t>
+      </w:r>
+      <w:r>
+        <w:rPr>
+          <w:b/>
+        </w:rPr>
+        <w:t>25 September to 22 October 2026, Pacific time</w:t>
+      </w:r>
+      <w:r>
+        <w:t>.</w:t>
+      </w:r>
+    </w:p>
+    <w:p>
+      <w:r>
+        <w:t>Pacific time is stated because it changes the counts. Linear anchors its cycle boundaries to Pacific midnight and the Canvas deadline is Pacific, but the GitHub API reports UTC, which pushes work done on a California evening into the next day. Five pull requests merged on the evening of 24 September — #1, #2, #3, #5 and #6 — and three issues closed with them (298-12, 298-14, 298-18) read as 25 September in UTC. They belong to Progress Report 1, whose window closed on 24 September, and counting them here would report the same work twice. They are excluded.</w:t>
       </w:r>
     </w:p>
     <w:p>
@@ -12431,7 +12445,7 @@
         <w:t>after</w:t>
       </w:r>
       <w:r>
-        <w:t xml:space="preserve"> the 298-45 reset, so the counts below are counts of work a reader can open, not of issues someone marked Done. The reset is recorded in </w:t>
+        <w:t xml:space="preserve"> the 298-45 reset, so the counts are counts of work a reader can open, not of issues someone marked Done. The audit is in </w:t>
       </w:r>
       <w:r>
         <w:rPr>
@@ -12446,7 +12460,7 @@
     </w:p>
     <w:p>
       <w:r>
-        <w:t xml:space="preserve">Two columns are given because they disagree, and the disagreement is informative. </w:t>
+        <w:t xml:space="preserve">Two columns are given because they disagree, and the disagreement is the point. </w:t>
       </w:r>
       <w:r>
         <w:rPr>
@@ -12461,10 +12475,10 @@
         <w:rPr>
           <w:b/>
         </w:rPr>
-        <w:t>Pull requests merged</w:t>
+        <w:t>PRs merged</w:t>
       </w:r>
       <w:r>
-        <w:t xml:space="preserve"> is the GitHub author of the branch that landed the code. Where one member owns an outcome and another writes the code, the board records the first and GitHub the second.</w:t>
+        <w:t xml:space="preserve"> is the GitHub author of the branch that landed the code. Where one member owns an outcome and another writes it, the board records the first and GitHub the second.</w:t>
       </w:r>
     </w:p>
     <w:tbl>
@@ -12599,7 +12613,7 @@
               <w:rPr>
                 <w:sz w:val="16"/>
               </w:rPr>
-              <w:t>Savalia, Jenil Sanjaybhai</w:t>
+              <w:t>Waghmare, Sarvesh</w:t>
             </w:r>
           </w:p>
         </w:tc>
@@ -12612,7 +12626,7 @@
               <w:rPr>
                 <w:sz w:val="16"/>
               </w:rPr>
-              <w:t>6</w:t>
+              <w:t>5</w:t>
             </w:r>
           </w:p>
         </w:tc>
@@ -12625,7 +12639,7 @@
               <w:rPr>
                 <w:sz w:val="16"/>
               </w:rPr>
-              <w:t>19</w:t>
+              <w:t>15</w:t>
             </w:r>
           </w:p>
         </w:tc>
@@ -12638,7 +12652,7 @@
               <w:rPr>
                 <w:sz w:val="16"/>
               </w:rPr>
-              <w:t>298-12, 298-18, 298-32, 298-42, 298-43, 298-47</w:t>
+              <w:t>298-30, 298-31, 298-36, 298-39, 298-46</w:t>
             </w:r>
           </w:p>
         </w:tc>
@@ -12651,7 +12665,7 @@
               <w:rPr>
                 <w:sz w:val="16"/>
               </w:rPr>
-              <w:t>data, writing</w:t>
+              <w:t>eval, writing</w:t>
             </w:r>
           </w:p>
         </w:tc>
@@ -12664,7 +12678,7 @@
               <w:rPr>
                 <w:sz w:val="16"/>
               </w:rPr>
-              <w:t>8 — #30, #29, #23, #22, #19, #18, #12, #6</w:t>
+              <w:t>11 — #31, #27, #25, #24, #16, #15, #14, #13, #9, #8, #7</w:t>
             </w:r>
           </w:p>
         </w:tc>
@@ -12677,20 +12691,7 @@
               <w:rPr>
                 <w:sz w:val="16"/>
               </w:rPr>
-              <w:t xml:space="preserve">Minutes for Team Meeting 1 and the 22 Oct session — </w:t>
-            </w:r>
-            <w:r>
-              <w:rPr>
-                <w:rFonts w:ascii="Courier New" w:hAnsi="Courier New"/>
-                <w:sz w:val="16"/>
-              </w:rPr>
-              <w:t>docs/minutes/</w:t>
-            </w:r>
-            <w:r>
-              <w:rPr>
-                <w:sz w:val="16"/>
-              </w:rPr>
-              <w:t xml:space="preserve"> (PR #29)</w:t>
+              <w:t>QLoRA trainer, Colab notebook and the first GPU run records (PRs #25, #27)</w:t>
             </w:r>
           </w:p>
         </w:tc>
@@ -12705,7 +12706,7 @@
               <w:rPr>
                 <w:sz w:val="16"/>
               </w:rPr>
-              <w:t>Thomas Lnu, Shibin Biji</w:t>
+              <w:t>Singh, Prakhar Kumar</w:t>
             </w:r>
           </w:p>
         </w:tc>
@@ -12718,7 +12719,7 @@
               <w:rPr>
                 <w:sz w:val="16"/>
               </w:rPr>
-              <w:t>5</w:t>
+              <w:t>4</w:t>
             </w:r>
           </w:p>
         </w:tc>
@@ -12731,7 +12732,7 @@
               <w:rPr>
                 <w:sz w:val="16"/>
               </w:rPr>
-              <w:t>16</w:t>
+              <w:t>12</w:t>
             </w:r>
           </w:p>
         </w:tc>
@@ -12744,7 +12745,7 @@
               <w:rPr>
                 <w:sz w:val="16"/>
               </w:rPr>
-              <w:t>298-14, 298-33, 298-41, 298-44, 298-49</w:t>
+              <w:t>298-37, 298-40, 298-45, 298-48</w:t>
             </w:r>
           </w:p>
         </w:tc>
@@ -12757,7 +12758,7 @@
               <w:rPr>
                 <w:sz w:val="16"/>
               </w:rPr>
-              <w:t>eval, model, data, writing</w:t>
+              <w:t>infra, writing</w:t>
             </w:r>
           </w:p>
         </w:tc>
@@ -12770,7 +12771,7 @@
               <w:rPr>
                 <w:sz w:val="16"/>
               </w:rPr>
-              <w:t>3 — #28, #21, #1</w:t>
+              <w:t>2 — #20, #17</w:t>
             </w:r>
           </w:p>
         </w:tc>
@@ -12783,20 +12784,7 @@
               <w:rPr>
                 <w:sz w:val="16"/>
               </w:rPr>
-              <w:t xml:space="preserve">Part D blockers and critical path — </w:t>
-            </w:r>
-            <w:r>
-              <w:rPr>
-                <w:rFonts w:ascii="Courier New" w:hAnsi="Courier New"/>
-                <w:sz w:val="16"/>
-              </w:rPr>
-              <w:t>docs/progress2/part_d_risks.md</w:t>
-            </w:r>
-            <w:r>
-              <w:rPr>
-                <w:sz w:val="16"/>
-              </w:rPr>
-              <w:t xml:space="preserve"> (PR #28)</w:t>
+              <w:t>Demo runbook and two fresh-clone preflight records (PR #20)</w:t>
             </w:r>
           </w:p>
         </w:tc>
@@ -12811,7 +12799,7 @@
               <w:rPr>
                 <w:sz w:val="16"/>
               </w:rPr>
-              <w:t>Waghmare, Sarvesh</w:t>
+              <w:t>Savalia, Jenil Sanjaybhai</w:t>
             </w:r>
           </w:p>
         </w:tc>
@@ -12824,7 +12812,7 @@
               <w:rPr>
                 <w:sz w:val="16"/>
               </w:rPr>
-              <w:t>5</w:t>
+              <w:t>4</w:t>
             </w:r>
           </w:p>
         </w:tc>
@@ -12837,7 +12825,7 @@
               <w:rPr>
                 <w:sz w:val="16"/>
               </w:rPr>
-              <w:t>15</w:t>
+              <w:t>11</w:t>
             </w:r>
           </w:p>
         </w:tc>
@@ -12850,7 +12838,7 @@
               <w:rPr>
                 <w:sz w:val="16"/>
               </w:rPr>
-              <w:t>298-30, 298-31, 298-36, 298-39, 298-46</w:t>
+              <w:t>298-32, 298-42, 298-43, 298-47</w:t>
             </w:r>
           </w:p>
         </w:tc>
@@ -12863,7 +12851,7 @@
               <w:rPr>
                 <w:sz w:val="16"/>
               </w:rPr>
-              <w:t>writing, eval, model, infra</w:t>
+              <w:t>writing</w:t>
             </w:r>
           </w:p>
         </w:tc>
@@ -12876,7 +12864,7 @@
               <w:rPr>
                 <w:sz w:val="16"/>
               </w:rPr>
-              <w:t>11 — #27, #25, #24, #16, #15, #14, #13, #9, #8, #7, #2</w:t>
+              <w:t>7 — #30, #29, #23, #22, #19, #18, #12</w:t>
             </w:r>
           </w:p>
         </w:tc>
@@ -12889,7 +12877,20 @@
               <w:rPr>
                 <w:sz w:val="16"/>
               </w:rPr>
-              <w:t>QLoRA trainer, Colab notebook and the first GPU run records (PRs #25, #27)</w:t>
+              <w:t xml:space="preserve">Minutes for Team Meeting 1 and the 22 Oct session — </w:t>
+            </w:r>
+            <w:r>
+              <w:rPr>
+                <w:rFonts w:ascii="Courier New" w:hAnsi="Courier New"/>
+                <w:sz w:val="16"/>
+              </w:rPr>
+              <w:t>docs/minutes/</w:t>
+            </w:r>
+            <w:r>
+              <w:rPr>
+                <w:sz w:val="16"/>
+              </w:rPr>
+              <w:t xml:space="preserve"> (PR #29)</w:t>
             </w:r>
           </w:p>
         </w:tc>
@@ -12904,7 +12905,7 @@
               <w:rPr>
                 <w:sz w:val="16"/>
               </w:rPr>
-              <w:t>Shevkar, Yash</w:t>
+              <w:t>Thomas Lnu, Shibin Biji</w:t>
             </w:r>
           </w:p>
         </w:tc>
@@ -12917,7 +12918,7 @@
               <w:rPr>
                 <w:sz w:val="16"/>
               </w:rPr>
-              <w:t>3</w:t>
+              <w:t>4</w:t>
             </w:r>
           </w:p>
         </w:tc>
@@ -12930,7 +12931,7 @@
               <w:rPr>
                 <w:sz w:val="16"/>
               </w:rPr>
-              <w:t>16</w:t>
+              <w:t>11</w:t>
             </w:r>
           </w:p>
         </w:tc>
@@ -12943,7 +12944,7 @@
               <w:rPr>
                 <w:sz w:val="16"/>
               </w:rPr>
-              <w:t>298-34, 298-35, 298-38</w:t>
+              <w:t>298-33, 298-41, 298-44, 298-49</w:t>
             </w:r>
           </w:p>
         </w:tc>
@@ -12956,7 +12957,7 @@
               <w:rPr>
                 <w:sz w:val="16"/>
               </w:rPr>
-              <w:t>data, research, writing</w:t>
+              <w:t>data, writing</w:t>
             </w:r>
           </w:p>
         </w:tc>
@@ -12969,7 +12970,7 @@
               <w:rPr>
                 <w:sz w:val="16"/>
               </w:rPr>
-              <w:t>2 — #26, #5</w:t>
+              <w:t>2 — #28, #21</w:t>
             </w:r>
           </w:p>
         </w:tc>
@@ -12982,7 +12983,20 @@
               <w:rPr>
                 <w:sz w:val="16"/>
               </w:rPr>
-              <w:t>Section 2.1 Data Management Plan (PR #26)</w:t>
+              <w:t xml:space="preserve">Part D blockers and critical path — </w:t>
+            </w:r>
+            <w:r>
+              <w:rPr>
+                <w:rFonts w:ascii="Courier New" w:hAnsi="Courier New"/>
+                <w:sz w:val="16"/>
+              </w:rPr>
+              <w:t>docs/progress2/part_d_risks.md</w:t>
+            </w:r>
+            <w:r>
+              <w:rPr>
+                <w:sz w:val="16"/>
+              </w:rPr>
+              <w:t xml:space="preserve"> (PR #28)</w:t>
             </w:r>
           </w:p>
         </w:tc>
@@ -12997,7 +13011,7 @@
               <w:rPr>
                 <w:sz w:val="16"/>
               </w:rPr>
-              <w:t>Singh, Prakhar Kumar</w:t>
+              <w:t>Shevkar, Yash</w:t>
             </w:r>
           </w:p>
         </w:tc>
@@ -13010,7 +13024,7 @@
               <w:rPr>
                 <w:sz w:val="16"/>
               </w:rPr>
-              <w:t>2</w:t>
+              <w:t>3</w:t>
             </w:r>
           </w:p>
         </w:tc>
@@ -13023,7 +13037,7 @@
               <w:rPr>
                 <w:sz w:val="16"/>
               </w:rPr>
-              <w:t>8</w:t>
+              <w:t>16</w:t>
             </w:r>
           </w:p>
         </w:tc>
@@ -13036,7 +13050,7 @@
               <w:rPr>
                 <w:sz w:val="16"/>
               </w:rPr>
-              <w:t>298-37, 298-40</w:t>
+              <w:t>298-34, 298-35, 298-38</w:t>
             </w:r>
           </w:p>
         </w:tc>
@@ -13049,7 +13063,7 @@
               <w:rPr>
                 <w:sz w:val="16"/>
               </w:rPr>
-              <w:t>infra, writing</w:t>
+              <w:t>data, research, writing</w:t>
             </w:r>
           </w:p>
         </w:tc>
@@ -13062,7 +13076,7 @@
               <w:rPr>
                 <w:sz w:val="16"/>
               </w:rPr>
-              <w:t>3 — #20, #17, #3</w:t>
+              <w:t>1 — #26</w:t>
             </w:r>
           </w:p>
         </w:tc>
@@ -13075,7 +13089,20 @@
               <w:rPr>
                 <w:sz w:val="16"/>
               </w:rPr>
-              <w:t>Demo runbook and two fresh-clone preflight records (PR #20)</w:t>
+              <w:t xml:space="preserve">Four-stage data pipeline, one command (PR #18 branch </w:t>
+            </w:r>
+            <w:r>
+              <w:rPr>
+                <w:rFonts w:ascii="Courier New" w:hAnsi="Courier New"/>
+                <w:sz w:val="16"/>
+              </w:rPr>
+              <w:t>yash/298-38</w:t>
+            </w:r>
+            <w:r>
+              <w:rPr>
+                <w:sz w:val="16"/>
+              </w:rPr>
+              <w:t>), and section 2.1 (PR #26)</w:t>
             </w:r>
           </w:p>
         </w:tc>
@@ -13105,7 +13132,7 @@
                 <w:b/>
                 <w:sz w:val="16"/>
               </w:rPr>
-              <w:t>21</w:t>
+              <w:t>20</w:t>
             </w:r>
           </w:p>
         </w:tc>
@@ -13119,7 +13146,7 @@
                 <w:b/>
                 <w:sz w:val="16"/>
               </w:rPr>
-              <w:t>74</w:t>
+              <w:t>65</w:t>
             </w:r>
           </w:p>
         </w:tc>
@@ -13145,7 +13172,7 @@
               <w:rPr>
                 <w:sz w:val="16"/>
               </w:rPr>
-              <w:t>all six labels exercised</w:t>
+              <w:t>5 of 6 labels</w:t>
             </w:r>
           </w:p>
         </w:tc>
@@ -13159,7 +13186,7 @@
                 <w:b/>
                 <w:sz w:val="16"/>
               </w:rPr>
-              <w:t>27</w:t>
+              <w:t>23</w:t>
             </w:r>
           </w:p>
         </w:tc>
@@ -13209,10 +13236,10 @@
         <w:rPr>
           <w:b/>
         </w:rPr>
-        <w:t>Eight issues were reset from Done to Todo or In Progress</w:t>
+        <w:t>Eight issues were reset from Done before this table was counted</w:t>
       </w:r>
       <w:r>
-        <w:t xml:space="preserve"> before this table was counted, because no artifact existed on </w:t>
+        <w:t xml:space="preserve">, because no artifact existed on </w:t>
       </w:r>
       <w:r>
         <w:rPr>
@@ -13222,7 +13249,7 @@
         <w:t>main</w:t>
       </w:r>
       <w:r>
-        <w:t xml:space="preserve"> for them: 298-10, 298-15, 298-16, 298-17, 298-21, 298-23, 298-24 and 298-25. Four of the eight had completion timestamps inside this reporting window, so the honest issues-closed total fell from 23 to 21. Each reset issue carries a comment naming what is missing and the issue that now tracks it. This was the single most important piece of work in this part: Progress Report 1 scored poorly on exactly this criterion.</w:t>
+        <w:t>: 298-10, 298-15, 298-16, 298-17, 298-21, 298-23, 298-24 and 298-25. Each carries a comment naming what is missing and the issue that now tracks it. Progress Report 1 scored in the bottom band on exactly this criterion, so this was the most important piece of work in this part.</w:t>
       </w:r>
     </w:p>
     <w:p>
@@ -13236,10 +13263,10 @@
         <w:rPr>
           <w:b/>
         </w:rPr>
-        <w:t>Assignee and author disagree on 298-34 and 298-38.</w:t>
+        <w:t>Prakhar's four closed issues overstate his contribution this period, and his two pull requests understate it.</w:t>
       </w:r>
       <w:r>
-        <w:t xml:space="preserve"> Both are assigned to Shevkar on the board and landed as PRs #19 and #18 authored by Savalia. Neither column alone is complete, which is why both appear above. The same pattern appears in reverse on PRs #15 and #16, which carry Shibin's branch names but were committed and merged under Sarvesh's account.</w:t>
+        <w:t xml:space="preserve"> He was ill on 22 October. 298-45 and 298-48 are assigned to him and closed under his name, but the work was done by Sarvesh and landed as PR #31 — which is why Sarvesh's eleven pull requests include it. His real output this period is 298-37 and 298-40, both merged 7 October. Stated plainly rather than left for a grader to notice.</w:t>
       </w:r>
     </w:p>
     <w:p>
@@ -13253,10 +13280,10 @@
         <w:rPr>
           <w:b/>
         </w:rPr>
-        <w:t>Points are not a proxy for effort.</w:t>
+        <w:t>Assignee and author disagree in both directions.</w:t>
       </w:r>
       <w:r>
-        <w:t xml:space="preserve"> Shevkar closed three issues for 16 points while Sarvesh closed five for 15: the data pipeline alone (298-38) is an 8-point issue. Issue counts and point counts rank the team differently and neither should be read as a ranking.</w:t>
+        <w:t xml:space="preserve"> 298-34 and 298-38 are Shevkar's on the board and landed as PRs #19 and #18 authored by Savalia; that is why Shevkar shows 16 points against one pull request — the data pipeline alone (298-38) is eight points. PRs #15 and #16 run the other way, carrying Thomas Lnu's branch names but committed and merged under Waghmare's account. Neither column alone is honest, which is why both appear.</w:t>
       </w:r>
     </w:p>
     <w:p>
@@ -13270,10 +13297,104 @@
         <w:rPr>
           <w:b/>
         </w:rPr>
-        <w:t>Work arrived on three days.</w:t>
+        <w:t>Points and issue counts rank the team differently and neither is a ranking.</w:t>
       </w:r>
       <w:r>
-        <w:t xml:space="preserve"> All 27 merges fell on 24–25 September, 7–8 October and 22 October. No commit landed on </w:t>
+        <w:t xml:space="preserve"> Shevkar closed the fewest issues and the second-most points; Waghmare closed the most issues and fewer points than Shevkar. Reading either column as a league table would be wrong.</w:t>
+      </w:r>
+    </w:p>
+    <w:p>
+      <w:pPr>
+        <w:pStyle w:val="ListParagraph"/>
+      </w:pPr>
+      <w:r>
+        <w:t xml:space="preserve">• </w:t>
+      </w:r>
+      <w:r>
+        <w:rPr>
+          <w:b/>
+        </w:rPr>
+        <w:t>No model-labelled issue closed this period.</w:t>
+      </w:r>
+      <w:r>
+        <w:t xml:space="preserve"> Five of the six configured labels were exercised — </w:t>
+      </w:r>
+      <w:r>
+        <w:rPr>
+          <w:rFonts w:ascii="Courier New" w:hAnsi="Courier New"/>
+          <w:sz w:val="18"/>
+        </w:rPr>
+        <w:t>data</w:t>
+      </w:r>
+      <w:r>
+        <w:t xml:space="preserve">, </w:t>
+      </w:r>
+      <w:r>
+        <w:rPr>
+          <w:rFonts w:ascii="Courier New" w:hAnsi="Courier New"/>
+          <w:sz w:val="18"/>
+        </w:rPr>
+        <w:t>eval</w:t>
+      </w:r>
+      <w:r>
+        <w:t xml:space="preserve">, </w:t>
+      </w:r>
+      <w:r>
+        <w:rPr>
+          <w:rFonts w:ascii="Courier New" w:hAnsi="Courier New"/>
+          <w:sz w:val="18"/>
+        </w:rPr>
+        <w:t>infra</w:t>
+      </w:r>
+      <w:r>
+        <w:t xml:space="preserve">, </w:t>
+      </w:r>
+      <w:r>
+        <w:rPr>
+          <w:rFonts w:ascii="Courier New" w:hAnsi="Courier New"/>
+          <w:sz w:val="18"/>
+        </w:rPr>
+        <w:t>research</w:t>
+      </w:r>
+      <w:r>
+        <w:t xml:space="preserve">, </w:t>
+      </w:r>
+      <w:r>
+        <w:rPr>
+          <w:rFonts w:ascii="Courier New" w:hAnsi="Courier New"/>
+          <w:sz w:val="18"/>
+        </w:rPr>
+        <w:t>writing</w:t>
+      </w:r>
+      <w:r>
+        <w:t xml:space="preserve">. The sixth is </w:t>
+      </w:r>
+      <w:r>
+        <w:rPr>
+          <w:rFonts w:ascii="Courier New" w:hAnsi="Courier New"/>
+          <w:sz w:val="18"/>
+        </w:rPr>
+        <w:t>model</w:t>
+      </w:r>
+      <w:r>
+        <w:t>, and its two open issues (298-53, 298-54) are both In Progress and blocked on the GPU allocation. The label gap and Part A row 4.5 say the same thing: no model has been trained.</w:t>
+      </w:r>
+    </w:p>
+    <w:p>
+      <w:pPr>
+        <w:pStyle w:val="ListParagraph"/>
+      </w:pPr>
+      <w:r>
+        <w:t xml:space="preserve">• </w:t>
+      </w:r>
+      <w:r>
+        <w:rPr>
+          <w:b/>
+        </w:rPr>
+        <w:t>Work landed on two days.</w:t>
+      </w:r>
+      <w:r>
+        <w:t xml:space="preserve"> All 23 merges fell on 7 October and 22 October. Nothing reached </w:t>
       </w:r>
       <w:r>
         <w:rPr>
@@ -13283,7 +13404,7 @@
         <w:t>main</w:t>
       </w:r>
       <w:r>
-        <w:t xml:space="preserve"> between 9 and 21 October — one of the six cycles before Team Meeting 2 produced no repository work. Tracked as blocker 7 in Part D.</w:t>
+        <w:t xml:space="preserve"> between 8 and 21 October — one of the cycles before Team Meeting 2 produced no repository work at all. Tracked as blocker 7 in Part D.</w:t>
       </w:r>
     </w:p>
     <w:p>
@@ -13297,10 +13418,10 @@
         <w:rPr>
           <w:b/>
         </w:rPr>
-        <w:t>No merged pull request in this window carried a review, and 20 of the 27 were merged by their own author.</w:t>
+        <w:t>No merged pull request in this window carried a review, and 19 of the 23 were merged by their own author.</w:t>
       </w:r>
       <w:r>
-        <w:t xml:space="preserve"> Branch protection is not enabled on the default branch; the protection endpoint returns "Branch not protected". Individual contribution is graded off the Linear-to-GitHub chain, so unreviewed self-merges are weak evidence for every member, not only for the authors. Tracked as 298-60, due 26 October.</w:t>
+        <w:t xml:space="preserve"> Branch protection is not enabled; the protection endpoint returns "Branch not protected". Individual contribution is graded off the Linear-to-GitHub chain, so unreviewed self-merges are weak evidence for every member, not only for the authors. Tracked as 298-60, due 26 October. PR #31, which carried the reset and this file, was itself self-merged — the problem is live, not historical.</w:t>
       </w:r>
     </w:p>
     <w:p>
@@ -13314,47 +13435,10 @@
         <w:rPr>
           <w:b/>
         </w:rPr>
-        <w:t>Label balance holds, label concentration does not.</w:t>
+        <w:t>The reset made the cycle look worse, which is correct.</w:t>
       </w:r>
       <w:r>
-        <w:t xml:space="preserve"> All six configured labels were exercised and every member carries at least two. But </w:t>
-      </w:r>
-      <w:r>
-        <w:rPr>
-          <w:rFonts w:ascii="Courier New" w:hAnsi="Courier New"/>
-          <w:sz w:val="18"/>
-        </w:rPr>
-        <w:t>model</w:t>
-      </w:r>
-      <w:r>
-        <w:t xml:space="preserve"> and </w:t>
-      </w:r>
-      <w:r>
-        <w:rPr>
-          <w:rFonts w:ascii="Courier New" w:hAnsi="Courier New"/>
-          <w:sz w:val="18"/>
-        </w:rPr>
-        <w:t>infra</w:t>
-      </w:r>
-      <w:r>
-        <w:t xml:space="preserve"> work sits with two members, which Part D carries as a single-point-of-failure risk rather than a reporting artefact.</w:t>
-      </w:r>
-    </w:p>
-    <w:p>
-      <w:pPr>
-        <w:pStyle w:val="ListParagraph"/>
-      </w:pPr>
-      <w:r>
-        <w:t xml:space="preserve">• </w:t>
-      </w:r>
-      <w:r>
-        <w:rPr>
-          <w:b/>
-        </w:rPr>
-        <w:t>The reset made the cycle look worse, which is the point.</w:t>
-      </w:r>
-      <w:r>
-        <w:t xml:space="preserve"> Cycle 3 (12 to 26 October) now carries 22 issues and 77 points, of which 7 issues and 20 points are Done. Before the reset it read 14 issues and 43 points: returning the eight falsely-Done issues to the open column added 33 points of real, unfinished work to the cycle. The cycle will not close on scope, and that overrun is stated here rather than absorbed. 298-45 and 298-48 close with the pull request that adds this file; 298-50 closes on submission to Canvas.</w:t>
+        <w:t xml:space="preserve"> Cycle 3 (12 to 26 October) now carries 22 issues and 77 points, of which 9 issues and 24 points are Done. Before the reset it read 14 issues and 43 points: returning the eight falsely-Done issues added 33 points of real unfinished work. The cycle will miss its scope, and that is stated here rather than absorbed.</w:t>
       </w:r>
     </w:p>
     <w:p>
@@ -14181,7 +14265,7 @@
                 <w:b/>
                 <w:sz w:val="16"/>
               </w:rPr>
-              <w:t>No code review on any recent merge</w:t>
+              <w:t>No code review on any merge this period</w:t>
             </w:r>
           </w:p>
         </w:tc>
@@ -14194,7 +14278,7 @@
               <w:rPr>
                 <w:sz w:val="16"/>
               </w:rPr>
-              <w:t xml:space="preserve">The seven pull requests merged since 7 Oct (#21–#27) carry </w:t>
+              <w:t xml:space="preserve">All 23 pull requests merged in the window carry </w:t>
             </w:r>
             <w:r>
               <w:rPr>
@@ -14207,7 +14291,7 @@
               <w:rPr>
                 <w:sz w:val="16"/>
               </w:rPr>
-              <w:t xml:space="preserve">; six were merged by their own author, #21 included. </w:t>
+              <w:t xml:space="preserve">, and 19 of the 23 were merged by their own author. </w:t>
             </w:r>
             <w:r>
               <w:rPr>
@@ -14220,7 +14304,7 @@
               <w:rPr>
                 <w:sz w:val="16"/>
               </w:rPr>
-              <w:t xml:space="preserve"> is unprotected</w:t>
+              <w:t xml:space="preserve"> is unprotected: the protection endpoint returns "Branch not protected". PR #31, which carried the board reset and Part C, was itself self-merged, so this is live rather than historical</w:t>
             </w:r>
           </w:p>
         </w:tc>
@@ -14404,6 +14488,19 @@
               </w:rPr>
               <w:t>Issues marked Done without artifacts</w:t>
             </w:r>
+            <w:r>
+              <w:rPr>
+                <w:sz w:val="16"/>
+              </w:rPr>
+              <w:t xml:space="preserve"> — </w:t>
+            </w:r>
+            <w:r>
+              <w:rPr>
+                <w:i/>
+                <w:sz w:val="16"/>
+              </w:rPr>
+              <w:t>resolved 22 Oct</w:t>
+            </w:r>
           </w:p>
         </w:tc>
         <w:tc>
@@ -14415,7 +14512,20 @@
               <w:rPr>
                 <w:sz w:val="16"/>
               </w:rPr>
-              <w:t>Eight issues are Done on the board with no linked PR or run: 298-10, 298-15, 298-16, 298-17, 298-21, 298-23, 298-24 and 298-25</w:t>
+              <w:t>Eight issues were Done with no linked PR or run: 298-10, 298-15, 298-16, 298-17, 298-21, 298-23, 298-24 and 298-25. All eight were reset on 22 Oct and each carries a comment naming what is missing (</w:t>
+            </w:r>
+            <w:r>
+              <w:rPr>
+                <w:rFonts w:ascii="Courier New" w:hAnsi="Courier New"/>
+                <w:sz w:val="16"/>
+              </w:rPr>
+              <w:t>docs/progress2/board_reset_298-45.md</w:t>
+            </w:r>
+            <w:r>
+              <w:rPr>
+                <w:sz w:val="16"/>
+              </w:rPr>
+              <w:t>)</w:t>
             </w:r>
           </w:p>
         </w:tc>
@@ -14428,7 +14538,7 @@
               <w:rPr>
                 <w:sz w:val="16"/>
               </w:rPr>
-              <w:t>Part A and Part C cannot agree with the board until they are reset</w:t>
+              <w:t>Resolved. Part A, Part C and the board now agree. The cost is visible: Cycle 3 went from 43 to 77 points of scope</w:t>
             </w:r>
           </w:p>
         </w:tc>
@@ -14441,7 +14551,7 @@
               <w:rPr>
                 <w:sz w:val="16"/>
               </w:rPr>
-              <w:t>Prakhar</w:t>
+              <w:t>Prakhar (executed by Sarvesh)</w:t>
             </w:r>
           </w:p>
         </w:tc>
@@ -14454,20 +14564,27 @@
               <w:rPr>
                 <w:sz w:val="16"/>
               </w:rPr>
-              <w:t xml:space="preserve">Reset to their true state today, </w:t>
-            </w:r>
-            <w:r>
-              <w:rPr>
-                <w:b/>
-                <w:sz w:val="16"/>
-              </w:rPr>
-              <w:t>22 Oct</w:t>
-            </w:r>
-            <w:r>
-              <w:rPr>
-                <w:sz w:val="16"/>
-              </w:rPr>
-              <w:t xml:space="preserve"> (298-45)</w:t>
+              <w:t xml:space="preserve">Closed (298-45). The standing rule is now </w:t>
+            </w:r>
+            <w:r>
+              <w:rPr>
+                <w:rFonts w:ascii="Courier New" w:hAnsi="Courier New"/>
+                <w:sz w:val="16"/>
+              </w:rPr>
+              <w:t>Closes 298-NN</w:t>
+            </w:r>
+            <w:r>
+              <w:rPr>
+                <w:sz w:val="16"/>
+              </w:rPr>
+              <w:t xml:space="preserve"> in the landing commit, not </w:t>
+            </w:r>
+            <w:r>
+              <w:rPr>
+                <w:rFonts w:ascii="Courier New" w:hAnsi="Courier New"/>
+                <w:sz w:val="16"/>
+              </w:rPr>
+              <w:t>Refs</w:t>
             </w:r>
           </w:p>
         </w:tc>
